--- a/template_word/kak.docx
+++ b/template_word/kak.docx
@@ -1,10 +1,10 @@
 
 <file path=word/document.xml><?xml version="1.0" encoding="utf-8"?>
-<w:document xmlns:wpc="http://schemas.microsoft.com/office/word/2010/wordprocessingCanvas" xmlns:mo="http://schemas.microsoft.com/office/mac/office/2008/main" xmlns:mc="http://schemas.openxmlformats.org/markup-compatibility/2006" xmlns:mv="urn:schemas-microsoft-com:mac:vml" xmlns:o="urn:schemas-microsoft-com:office:office" xmlns:r="http://schemas.openxmlformats.org/officeDocument/2006/relationships" xmlns:m="http://schemas.openxmlformats.org/officeDocument/2006/math" xmlns:v="urn:schemas-microsoft-com:vml" xmlns:wp14="http://schemas.microsoft.com/office/word/2010/wordprocessingDrawing" xmlns:wp="http://schemas.openxmlformats.org/drawingml/2006/wordprocessingDrawing" xmlns:w10="urn:schemas-microsoft-com:office:word" xmlns:w="http://schemas.openxmlformats.org/wordprocessingml/2006/main" xmlns:w14="http://schemas.microsoft.com/office/word/2010/wordml" xmlns:wpg="http://schemas.microsoft.com/office/word/2010/wordprocessingGroup" xmlns:wpi="http://schemas.microsoft.com/office/word/2010/wordprocessingInk" xmlns:wne="http://schemas.microsoft.com/office/word/2006/wordml" xmlns:wps="http://schemas.microsoft.com/office/word/2010/wordprocessingShape" mc:Ignorable="w14 wp14">
+<w:document xmlns:ns1="http://schemas.openxmlformats.org/markup-compatibility/2006" xmlns:r="http://schemas.openxmlformats.org/officeDocument/2006/relationships" xmlns:w="http://schemas.openxmlformats.org/wordprocessingml/2006/main" ns1:Ignorable="w14 wp14">
   <w:body>
     <w:p>
       <w:pPr>
-        <w:spacing w:line="240" w:lineRule="auto"/>
+        <w:spacing w:line="240" w:lineRule="auto" w:before="0" w:after="0"/>
         <w:jc w:val="center"/>
       </w:pPr>
       <w:r>
@@ -17,7 +17,7 @@
     </w:p>
     <w:p>
       <w:pPr>
-        <w:spacing w:line="240" w:lineRule="auto"/>
+        <w:spacing w:line="240" w:lineRule="auto" w:before="0" w:after="0"/>
         <w:jc w:val="center"/>
       </w:pPr>
       <w:r>
@@ -26,7 +26,7 @@
     </w:p>
     <w:p>
       <w:pPr>
-        <w:spacing w:line="240" w:lineRule="auto"/>
+        <w:spacing w:line="240" w:lineRule="auto" w:before="0" w:after="0"/>
       </w:pPr>
     </w:p>
     <w:tbl>
@@ -46,7 +46,7 @@
           </w:tcPr>
           <w:p>
             <w:pPr>
-              <w:spacing w:line="240" w:lineRule="auto"/>
+              <w:spacing w:line="240" w:lineRule="auto" w:before="0" w:after="0"/>
             </w:pPr>
             <w:r>
               <w:t>Kementerian/Lembaga</w:t>
@@ -59,7 +59,7 @@
           </w:tcPr>
           <w:p>
             <w:pPr>
-              <w:spacing w:line="240" w:lineRule="auto"/>
+              <w:spacing w:line="240" w:lineRule="auto" w:before="0" w:after="0"/>
             </w:pPr>
             <w:r>
               <w:t>:</w:t>
@@ -72,7 +72,7 @@
           </w:tcPr>
           <w:p>
             <w:pPr>
-              <w:spacing w:line="240" w:lineRule="auto"/>
+              <w:spacing w:line="240" w:lineRule="auto" w:before="0" w:after="0"/>
             </w:pPr>
             <w:r>
               <w:t>{{satker_kementerian}}</w:t>
@@ -87,7 +87,7 @@
           </w:tcPr>
           <w:p>
             <w:pPr>
-              <w:spacing w:line="240" w:lineRule="auto"/>
+              <w:spacing w:line="240" w:lineRule="auto" w:before="0" w:after="0"/>
             </w:pPr>
             <w:r>
               <w:t>Unit Eselon I</w:t>
@@ -100,7 +100,7 @@
           </w:tcPr>
           <w:p>
             <w:pPr>
-              <w:spacing w:line="240" w:lineRule="auto"/>
+              <w:spacing w:line="240" w:lineRule="auto" w:before="0" w:after="0"/>
             </w:pPr>
             <w:r>
               <w:t>:</w:t>
@@ -113,7 +113,7 @@
           </w:tcPr>
           <w:p>
             <w:pPr>
-              <w:spacing w:line="240" w:lineRule="auto"/>
+              <w:spacing w:line="240" w:lineRule="auto" w:before="0" w:after="0"/>
             </w:pPr>
             <w:r>
               <w:t>{{satker_eselon1}}</w:t>
@@ -128,7 +128,7 @@
           </w:tcPr>
           <w:p>
             <w:pPr>
-              <w:spacing w:line="240" w:lineRule="auto"/>
+              <w:spacing w:line="240" w:lineRule="auto" w:before="0" w:after="0"/>
             </w:pPr>
             <w:r>
               <w:t>Satuan Kerja</w:t>
@@ -141,7 +141,7 @@
           </w:tcPr>
           <w:p>
             <w:pPr>
-              <w:spacing w:line="240" w:lineRule="auto"/>
+              <w:spacing w:line="240" w:lineRule="auto" w:before="0" w:after="0"/>
             </w:pPr>
             <w:r>
               <w:t>:</w:t>
@@ -154,7 +154,7 @@
           </w:tcPr>
           <w:p>
             <w:pPr>
-              <w:spacing w:line="240" w:lineRule="auto"/>
+              <w:spacing w:line="240" w:lineRule="auto" w:before="0" w:after="0"/>
             </w:pPr>
             <w:r>
               <w:t>{{satker_nama}}</w:t>
@@ -169,7 +169,7 @@
           </w:tcPr>
           <w:p>
             <w:pPr>
-              <w:spacing w:line="240" w:lineRule="auto"/>
+              <w:spacing w:line="240" w:lineRule="auto" w:before="0" w:after="0"/>
             </w:pPr>
             <w:r>
               <w:t>Tahun Anggaran</w:t>
@@ -182,7 +182,7 @@
           </w:tcPr>
           <w:p>
             <w:pPr>
-              <w:spacing w:line="240" w:lineRule="auto"/>
+              <w:spacing w:line="240" w:lineRule="auto" w:before="0" w:after="0"/>
             </w:pPr>
             <w:r>
               <w:t>:</w:t>
@@ -195,7 +195,7 @@
           </w:tcPr>
           <w:p>
             <w:pPr>
-              <w:spacing w:line="240" w:lineRule="auto"/>
+              <w:spacing w:line="240" w:lineRule="auto" w:before="0" w:after="0"/>
             </w:pPr>
             <w:r>
               <w:t>{{tahun_anggaran}}</w:t>
@@ -210,7 +210,7 @@
           </w:tcPr>
           <w:p>
             <w:pPr>
-              <w:spacing w:line="240" w:lineRule="auto"/>
+              <w:spacing w:line="240" w:lineRule="auto" w:before="0" w:after="0"/>
             </w:pPr>
             <w:r>
               <w:t>Sumber Dana</w:t>
@@ -223,7 +223,7 @@
           </w:tcPr>
           <w:p>
             <w:pPr>
-              <w:spacing w:line="240" w:lineRule="auto"/>
+              <w:spacing w:line="240" w:lineRule="auto" w:before="0" w:after="0"/>
             </w:pPr>
             <w:r>
               <w:t>:</w:t>
@@ -236,7 +236,7 @@
           </w:tcPr>
           <w:p>
             <w:pPr>
-              <w:spacing w:line="240" w:lineRule="auto"/>
+              <w:spacing w:line="240" w:lineRule="auto" w:before="0" w:after="0"/>
             </w:pPr>
             <w:r>
               <w:t>{{sumber_dana}}</w:t>
@@ -251,7 +251,7 @@
           </w:tcPr>
           <w:p>
             <w:pPr>
-              <w:spacing w:line="240" w:lineRule="auto"/>
+              <w:spacing w:line="240" w:lineRule="auto" w:before="0" w:after="0"/>
             </w:pPr>
             <w:r>
               <w:t>Kode Akun/MAK</w:t>
@@ -264,7 +264,7 @@
           </w:tcPr>
           <w:p>
             <w:pPr>
-              <w:spacing w:line="240" w:lineRule="auto"/>
+              <w:spacing w:line="240" w:lineRule="auto" w:before="0" w:after="0"/>
             </w:pPr>
             <w:r>
               <w:t>:</w:t>
@@ -277,7 +277,7 @@
           </w:tcPr>
           <w:p>
             <w:pPr>
-              <w:spacing w:line="240" w:lineRule="auto"/>
+              <w:spacing w:line="240" w:lineRule="auto" w:before="0" w:after="0"/>
             </w:pPr>
             <w:r>
               <w:t>{{kode_akun}}</w:t>
@@ -288,12 +288,12 @@
     </w:tbl>
     <w:p>
       <w:pPr>
-        <w:spacing w:line="240" w:lineRule="auto"/>
+        <w:spacing w:line="240" w:lineRule="auto" w:before="0" w:after="0"/>
       </w:pPr>
     </w:p>
     <w:p>
       <w:pPr>
-        <w:spacing w:line="240" w:lineRule="auto"/>
+        <w:spacing w:line="240" w:lineRule="auto" w:before="0" w:after="0"/>
       </w:pPr>
       <w:r>
         <w:rPr>
@@ -304,7 +304,7 @@
     </w:p>
     <w:p>
       <w:pPr>
-        <w:spacing w:line="240" w:lineRule="auto"/>
+        <w:spacing w:line="240" w:lineRule="auto" w:before="0" w:after="0"/>
       </w:pPr>
       <w:r>
         <w:t>{{latar_belakang}}</w:t>
@@ -312,12 +312,12 @@
     </w:p>
     <w:p>
       <w:pPr>
-        <w:spacing w:line="240" w:lineRule="auto"/>
+        <w:spacing w:line="240" w:lineRule="auto" w:before="0" w:after="0"/>
       </w:pPr>
     </w:p>
     <w:p>
       <w:pPr>
-        <w:spacing w:line="240" w:lineRule="auto"/>
+        <w:spacing w:line="240" w:lineRule="auto" w:before="0" w:after="0"/>
       </w:pPr>
       <w:r>
         <w:rPr>
@@ -328,7 +328,7 @@
     </w:p>
     <w:p>
       <w:pPr>
-        <w:spacing w:line="240" w:lineRule="auto"/>
+        <w:spacing w:line="240" w:lineRule="auto" w:before="0" w:after="0"/>
       </w:pPr>
       <w:r>
         <w:br/>
@@ -345,12 +345,12 @@
     </w:p>
     <w:p>
       <w:pPr>
-        <w:spacing w:line="240" w:lineRule="auto"/>
+        <w:spacing w:line="240" w:lineRule="auto" w:before="0" w:after="0"/>
       </w:pPr>
     </w:p>
     <w:p>
       <w:pPr>
-        <w:spacing w:line="240" w:lineRule="auto"/>
+        <w:spacing w:line="240" w:lineRule="auto" w:before="0" w:after="0"/>
       </w:pPr>
       <w:r>
         <w:rPr>
@@ -361,7 +361,7 @@
     </w:p>
     <w:p>
       <w:pPr>
-        <w:spacing w:line="240" w:lineRule="auto"/>
+        <w:spacing w:line="240" w:lineRule="auto" w:before="0" w:after="0"/>
       </w:pPr>
       <w:r>
         <w:t>{{target_sasaran}}</w:t>
@@ -369,12 +369,12 @@
     </w:p>
     <w:p>
       <w:pPr>
-        <w:spacing w:line="240" w:lineRule="auto"/>
+        <w:spacing w:line="240" w:lineRule="auto" w:before="0" w:after="0"/>
       </w:pPr>
     </w:p>
     <w:p>
       <w:pPr>
-        <w:spacing w:line="240" w:lineRule="auto"/>
+        <w:spacing w:line="240" w:lineRule="auto" w:before="0" w:after="0"/>
       </w:pPr>
       <w:r>
         <w:rPr>
@@ -385,7 +385,7 @@
     </w:p>
     <w:p>
       <w:pPr>
-        <w:spacing w:line="240" w:lineRule="auto"/>
+        <w:spacing w:line="240" w:lineRule="auto" w:before="0" w:after="0"/>
       </w:pPr>
       <w:r>
         <w:t>{{ruang_lingkup}}</w:t>
@@ -393,12 +393,12 @@
     </w:p>
     <w:p>
       <w:pPr>
-        <w:spacing w:line="240" w:lineRule="auto"/>
+        <w:spacing w:line="240" w:lineRule="auto" w:before="0" w:after="0"/>
       </w:pPr>
     </w:p>
     <w:p>
       <w:pPr>
-        <w:spacing w:line="240" w:lineRule="auto"/>
+        <w:spacing w:line="240" w:lineRule="auto" w:before="0" w:after="0"/>
       </w:pPr>
       <w:r>
         <w:rPr>
@@ -409,7 +409,7 @@
     </w:p>
     <w:p>
       <w:pPr>
-        <w:spacing w:line="240" w:lineRule="auto"/>
+        <w:spacing w:line="240" w:lineRule="auto" w:before="0" w:after="0"/>
       </w:pPr>
       <w:r>
         <w:t>{{output_pekerjaan}}</w:t>
@@ -417,12 +417,12 @@
     </w:p>
     <w:p>
       <w:pPr>
-        <w:spacing w:line="240" w:lineRule="auto"/>
+        <w:spacing w:line="240" w:lineRule="auto" w:before="0" w:after="0"/>
       </w:pPr>
     </w:p>
     <w:p>
       <w:pPr>
-        <w:spacing w:line="240" w:lineRule="auto"/>
+        <w:spacing w:line="240" w:lineRule="auto" w:before="0" w:after="0"/>
       </w:pPr>
       <w:r>
         <w:rPr>
@@ -433,7 +433,7 @@
     </w:p>
     <w:p>
       <w:pPr>
-        <w:spacing w:line="240" w:lineRule="auto"/>
+        <w:spacing w:line="240" w:lineRule="auto" w:before="0" w:after="0"/>
       </w:pPr>
       <w:r>
         <w:t>Pekerjaan dilaksanakan selama {{jangka_waktu}} ({{jangka_waktu_terbilang}}) hari kalender.</w:t>
@@ -441,12 +441,12 @@
     </w:p>
     <w:p>
       <w:pPr>
-        <w:spacing w:line="240" w:lineRule="auto"/>
+        <w:spacing w:line="240" w:lineRule="auto" w:before="0" w:after="0"/>
       </w:pPr>
     </w:p>
     <w:p>
       <w:pPr>
-        <w:spacing w:line="240" w:lineRule="auto"/>
+        <w:spacing w:line="240" w:lineRule="auto" w:before="0" w:after="0"/>
       </w:pPr>
       <w:r>
         <w:rPr>
@@ -457,7 +457,7 @@
     </w:p>
     <w:p>
       <w:pPr>
-        <w:spacing w:line="240" w:lineRule="auto"/>
+        <w:spacing w:line="240" w:lineRule="auto" w:before="0" w:after="0"/>
       </w:pPr>
       <w:r>
         <w:t>{{tenaga_pelaksana}}</w:t>
@@ -465,12 +465,12 @@
     </w:p>
     <w:p>
       <w:pPr>
-        <w:spacing w:line="240" w:lineRule="auto"/>
+        <w:spacing w:line="240" w:lineRule="auto" w:before="0" w:after="0"/>
       </w:pPr>
     </w:p>
     <w:p>
       <w:pPr>
-        <w:spacing w:line="240" w:lineRule="auto"/>
+        <w:spacing w:line="240" w:lineRule="auto" w:before="0" w:after="0"/>
       </w:pPr>
       <w:r>
         <w:rPr>
@@ -481,7 +481,7 @@
     </w:p>
     <w:p>
       <w:pPr>
-        <w:spacing w:line="240" w:lineRule="auto"/>
+        <w:spacing w:line="240" w:lineRule="auto" w:before="0" w:after="0"/>
       </w:pPr>
       <w:r>
         <w:t>{{peralatan}}</w:t>
@@ -489,12 +489,12 @@
     </w:p>
     <w:p>
       <w:pPr>
-        <w:spacing w:line="240" w:lineRule="auto"/>
+        <w:spacing w:line="240" w:lineRule="auto" w:before="0" w:after="0"/>
       </w:pPr>
     </w:p>
     <w:p>
       <w:pPr>
-        <w:spacing w:line="240" w:lineRule="auto"/>
+        <w:spacing w:line="240" w:lineRule="auto" w:before="0" w:after="0"/>
       </w:pPr>
       <w:r>
         <w:rPr>
@@ -505,7 +505,7 @@
     </w:p>
     <w:p>
       <w:pPr>
-        <w:spacing w:line="240" w:lineRule="auto"/>
+        <w:spacing w:line="240" w:lineRule="auto" w:before="0" w:after="0"/>
       </w:pPr>
       <w:r>
         <w:t>{{metode_pelaksanaan}}</w:t>
@@ -513,12 +513,12 @@
     </w:p>
     <w:p>
       <w:pPr>
-        <w:spacing w:line="240" w:lineRule="auto"/>
+        <w:spacing w:line="240" w:lineRule="auto" w:before="0" w:after="0"/>
       </w:pPr>
     </w:p>
     <w:p>
       <w:pPr>
-        <w:spacing w:line="240" w:lineRule="auto"/>
+        <w:spacing w:line="240" w:lineRule="auto" w:before="0" w:after="0"/>
       </w:pPr>
       <w:r>
         <w:rPr>
@@ -529,7 +529,7 @@
     </w:p>
     <w:p>
       <w:pPr>
-        <w:spacing w:line="240" w:lineRule="auto"/>
+        <w:spacing w:line="240" w:lineRule="auto" w:before="0" w:after="0"/>
       </w:pPr>
       <w:r>
         <w:t>{{ketentuan_laporan}}</w:t>
@@ -537,12 +537,12 @@
     </w:p>
     <w:p>
       <w:pPr>
-        <w:spacing w:line="240" w:lineRule="auto"/>
+        <w:spacing w:line="240" w:lineRule="auto" w:before="0" w:after="0"/>
       </w:pPr>
     </w:p>
     <w:p>
       <w:pPr>
-        <w:spacing w:line="240" w:lineRule="auto"/>
+        <w:spacing w:line="240" w:lineRule="auto" w:before="0" w:after="0"/>
       </w:pPr>
       <w:r>
         <w:rPr>
@@ -553,7 +553,7 @@
     </w:p>
     <w:p>
       <w:pPr>
-        <w:spacing w:line="240" w:lineRule="auto"/>
+        <w:spacing w:line="240" w:lineRule="auto" w:before="0" w:after="0"/>
       </w:pPr>
       <w:r>
         <w:t>Total biaya yang diperlukan untuk pekerjaan ini adalah sebesar:</w:t>
@@ -561,7 +561,7 @@
     </w:p>
     <w:p>
       <w:pPr>
-        <w:spacing w:line="240" w:lineRule="auto"/>
+        <w:spacing w:line="240" w:lineRule="auto" w:before="0" w:after="0"/>
         <w:jc w:val="center"/>
       </w:pPr>
       <w:r>
@@ -573,7 +573,7 @@
     </w:p>
     <w:p>
       <w:pPr>
-        <w:spacing w:line="240" w:lineRule="auto"/>
+        <w:spacing w:line="240" w:lineRule="auto" w:before="0" w:after="0"/>
         <w:jc w:val="center"/>
       </w:pPr>
       <w:r>
@@ -582,7 +582,7 @@
     </w:p>
     <w:p>
       <w:pPr>
-        <w:spacing w:line="240" w:lineRule="auto"/>
+        <w:spacing w:line="240" w:lineRule="auto" w:before="0" w:after="0"/>
       </w:pPr>
     </w:p>
     <w:tbl>
@@ -602,7 +602,7 @@
           </w:tcPr>
           <w:p>
             <w:pPr>
-              <w:spacing w:line="240" w:lineRule="auto"/>
+              <w:spacing w:line="240" w:lineRule="auto" w:before="0" w:after="0"/>
             </w:pPr>
           </w:p>
         </w:tc>
@@ -612,7 +612,7 @@
           </w:tcPr>
           <w:p>
             <w:pPr>
-              <w:spacing w:line="240" w:lineRule="auto"/>
+              <w:spacing w:line="240" w:lineRule="auto" w:before="0" w:after="0"/>
               <w:jc w:val="center"/>
             </w:pPr>
             <w:r>
@@ -628,7 +628,7 @@
           </w:tcPr>
           <w:p>
             <w:pPr>
-              <w:spacing w:line="240" w:lineRule="auto"/>
+              <w:spacing w:line="240" w:lineRule="auto" w:before="0" w:after="0"/>
             </w:pPr>
           </w:p>
         </w:tc>
@@ -638,7 +638,7 @@
           </w:tcPr>
           <w:p>
             <w:pPr>
-              <w:spacing w:line="240" w:lineRule="auto"/>
+              <w:spacing w:line="240" w:lineRule="auto" w:before="0" w:after="0"/>
               <w:jc w:val="center"/>
             </w:pPr>
             <w:r>
@@ -654,7 +654,7 @@
           </w:tcPr>
           <w:p>
             <w:pPr>
-              <w:spacing w:line="240" w:lineRule="auto"/>
+              <w:spacing w:line="240" w:lineRule="auto" w:before="0" w:after="0"/>
             </w:pPr>
           </w:p>
         </w:tc>
@@ -664,7 +664,7 @@
           </w:tcPr>
           <w:p>
             <w:pPr>
-              <w:spacing w:line="240" w:lineRule="auto"/>
+              <w:spacing w:line="240" w:lineRule="auto" w:before="0" w:after="0"/>
               <w:jc w:val="center"/>
             </w:pPr>
             <w:r>
@@ -682,7 +682,7 @@
           </w:tcPr>
           <w:p>
             <w:pPr>
-              <w:spacing w:line="240" w:lineRule="auto"/>
+              <w:spacing w:line="240" w:lineRule="auto" w:before="0" w:after="0"/>
             </w:pPr>
           </w:p>
         </w:tc>
@@ -692,7 +692,7 @@
           </w:tcPr>
           <w:p>
             <w:pPr>
-              <w:spacing w:line="240" w:lineRule="auto"/>
+              <w:spacing w:line="240" w:lineRule="auto" w:before="0" w:after="0"/>
               <w:jc w:val="center"/>
             </w:pPr>
             <w:r>
@@ -712,7 +712,7 @@
           </w:tcPr>
           <w:p>
             <w:pPr>
-              <w:spacing w:line="240" w:lineRule="auto"/>
+              <w:spacing w:line="240" w:lineRule="auto" w:before="0" w:after="0"/>
             </w:pPr>
           </w:p>
         </w:tc>
@@ -722,7 +722,7 @@
           </w:tcPr>
           <w:p>
             <w:pPr>
-              <w:spacing w:line="240" w:lineRule="auto"/>
+              <w:spacing w:line="240" w:lineRule="auto" w:before="0" w:after="0"/>
               <w:jc w:val="center"/>
             </w:pPr>
             <w:r>
@@ -744,7 +744,7 @@
 </file>
 
 <file path=word/header1.xml><?xml version="1.0" encoding="utf-8"?>
-<w:hdr xmlns:m="http://schemas.openxmlformats.org/officeDocument/2006/math" xmlns:mc="http://schemas.openxmlformats.org/markup-compatibility/2006" xmlns:mo="http://schemas.microsoft.com/office/mac/office/2008/main" xmlns:mv="urn:schemas-microsoft-com:mac:vml" xmlns:o="urn:schemas-microsoft-com:office:office" xmlns:r="http://schemas.openxmlformats.org/officeDocument/2006/relationships" xmlns:v="urn:schemas-microsoft-com:vml" xmlns:w10="urn:schemas-microsoft-com:office:word" xmlns:w14="http://schemas.microsoft.com/office/word/2010/wordml" xmlns:w="http://schemas.openxmlformats.org/wordprocessingml/2006/main" xmlns:wne="http://schemas.microsoft.com/office/word/2006/wordml" xmlns:wp14="http://schemas.microsoft.com/office/word/2010/wordprocessingDrawing" xmlns:wp="http://schemas.openxmlformats.org/drawingml/2006/wordprocessingDrawing" xmlns:wpc="http://schemas.microsoft.com/office/word/2010/wordprocessingCanvas" xmlns:wpg="http://schemas.microsoft.com/office/word/2010/wordprocessingGroup" xmlns:wpi="http://schemas.microsoft.com/office/word/2010/wordprocessingInk" xmlns:wps="http://schemas.microsoft.com/office/word/2010/wordprocessingShape" mc:Ignorable="w14 wp14">
+<w:hdr xmlns:ns1="http://schemas.openxmlformats.org/markup-compatibility/2006" xmlns:w="http://schemas.openxmlformats.org/wordprocessingml/2006/main" ns1:Ignorable="w14 wp14">
   <w:p>
     <w:pPr>
       <w:pStyle w:val="Header"/>
@@ -766,7 +766,7 @@
         </w:tcPr>
         <w:p>
           <w:r>
-            <w:t>[LOGO]</w:t>
+            <w:t/>
           </w:r>
         </w:p>
       </w:tc>
@@ -783,7 +783,7 @@
               <w:b/>
               <w:sz w:val="24"/>
             </w:rPr>
-            <w:t>{{satker_kementerian}}</w:t>
+            <w:t/>
           </w:r>
         </w:p>
         <w:p>
@@ -795,7 +795,7 @@
               <w:b/>
               <w:sz w:val="24"/>
             </w:rPr>
-            <w:t>{{satker_eselon1}}</w:t>
+            <w:t/>
           </w:r>
         </w:p>
         <w:p>
@@ -807,7 +807,7 @@
               <w:b/>
               <w:sz w:val="28"/>
             </w:rPr>
-            <w:t>{{satker_nama}}</w:t>
+            <w:t/>
           </w:r>
         </w:p>
         <w:p>
@@ -818,7 +818,7 @@
             <w:rPr>
               <w:sz w:val="20"/>
             </w:rPr>
-            <w:t>{{satker_alamat}}, {{satker_kota}}</w:t>
+            <w:t/>
           </w:r>
         </w:p>
         <w:p>
@@ -829,7 +829,7 @@
             <w:rPr>
               <w:sz w:val="20"/>
             </w:rPr>
-            <w:t>Telepon: {{satker_telepon}} | Email: {{satker_email}}</w:t>
+            <w:t/>
           </w:r>
         </w:p>
       </w:tc>
@@ -837,7 +837,7 @@
   </w:tbl>
   <w:p>
     <w:r>
-      <w:t>_____________________________________________________________________________________</w:t>
+      <w:t/>
     </w:r>
   </w:p>
 </w:hdr>
